--- a/pr-preview/pr-215/exploratory-descriptive-handout-tracked-changes.docx
+++ b/pr-preview/pr-215/exploratory-descriptive-handout-tracked-changes.docx
@@ -16,7 +16,7 @@
       </w:pPr>
       <w:del w:id="1" w:author="PR Preview" w:date="2026-01-01T00:00:00Z">
         <w:r>
-          <w:delText xml:space="preserve">Last modified: 2026-10-15 12:56:30 (PDT)</w:delText>
+          <w:delText xml:space="preserve">Last modified: 2026-10-15 13:27:16 (PDT)</w:delText>
         </w:r>
       </w:del>
     </w:p>
@@ -26,7 +26,7 @@
       </w:pPr>
       <w:ins w:id="2" w:author="PR Preview" w:date="2026-01-01T00:00:00Z">
         <w:r>
-          <w:t xml:space="preserve">Last modified: 2026-10-15 12:43:47 (PDT)</w:t>
+          <w:t xml:space="preserve">Last modified: 2026-10-15 13:30:33 (PDT)</w:t>
         </w:r>
       </w:ins>
     </w:p>
@@ -7392,6 +7392,42 @@
         </w:tc>
       </w:tr>
     </w:tbl>
+    <w:p>
+      <w:pPr>
+        <w:pStyle w:val="Compact"/>
+        <w:numPr>
+          <w:ilvl w:val="0"/>
+          <w:numId w:val="1004"/>
+        </w:numPr>
+      </w:pPr>
+      <w:r>
+        <w:t xml:space="preserve">Hogg et al. (2019, sec. 6.1, pp. 233–244)</w:t>
+      </w:r>
+      <w:r>
+        <w:t xml:space="preserve"> </w:t>
+      </w:r>
+      <w:r>
+        <w:t xml:space="preserve">covers descriptive statistics.</w:t>
+      </w:r>
+    </w:p>
+    <w:p>
+      <w:pPr>
+        <w:pStyle w:val="Compact"/>
+        <w:numPr>
+          <w:ilvl w:val="0"/>
+          <w:numId w:val="1004"/>
+        </w:numPr>
+      </w:pPr>
+      <w:r>
+        <w:t xml:space="preserve">Rice (2007, secs. 10.4–10.5, pp. 392–401)</w:t>
+      </w:r>
+      <w:r>
+        <w:t xml:space="preserve"> </w:t>
+      </w:r>
+      <w:r>
+        <w:t xml:space="preserve">covers measures of location and dispersion.</w:t>
+      </w:r>
+    </w:p>
     <w:bookmarkEnd w:id="47"/>
     <w:bookmarkEnd w:id="48"/>
     <w:bookmarkStart w:id="81" w:name="graphical-methods"/>
@@ -8382,7 +8418,7 @@
         <w:pStyle w:val="Compact"/>
         <w:numPr>
           <w:ilvl w:val="0"/>
-          <w:numId w:val="1004"/>
+          <w:numId w:val="1005"/>
         </w:numPr>
       </w:pPr>
       <w:r>
@@ -8428,7 +8464,7 @@
         <w:pStyle w:val="Compact"/>
         <w:numPr>
           <w:ilvl w:val="0"/>
-          <w:numId w:val="1004"/>
+          <w:numId w:val="1005"/>
         </w:numPr>
       </w:pPr>
       <w:r>
@@ -8454,7 +8490,7 @@
         <w:pStyle w:val="Compact"/>
         <w:numPr>
           <w:ilvl w:val="0"/>
-          <w:numId w:val="1004"/>
+          <w:numId w:val="1005"/>
         </w:numPr>
       </w:pPr>
       <w:r>
@@ -8499,7 +8535,7 @@
         <w:pStyle w:val="Compact"/>
         <w:numPr>
           <w:ilvl w:val="0"/>
-          <w:numId w:val="1004"/>
+          <w:numId w:val="1005"/>
         </w:numPr>
       </w:pPr>
       <w:r>
@@ -9768,6 +9804,78 @@
       </w:hyperlink>
       <w:r>
         <w:t xml:space="preserve">.</w:t>
+      </w:r>
+    </w:p>
+    <w:p>
+      <w:pPr>
+        <w:pStyle w:val="Compact"/>
+        <w:numPr>
+          <w:ilvl w:val="0"/>
+          <w:numId w:val="1006"/>
+        </w:numPr>
+      </w:pPr>
+      <w:r>
+        <w:t xml:space="preserve">Hogg et al. (2019, sec. 6.2, pp. 245–255)</w:t>
+      </w:r>
+      <w:r>
+        <w:t xml:space="preserve"> </w:t>
+      </w:r>
+      <w:r>
+        <w:t xml:space="preserve">covers exploratory data analysis.</w:t>
+      </w:r>
+    </w:p>
+    <w:p>
+      <w:pPr>
+        <w:pStyle w:val="Compact"/>
+        <w:numPr>
+          <w:ilvl w:val="0"/>
+          <w:numId w:val="1006"/>
+        </w:numPr>
+      </w:pPr>
+      <w:r>
+        <w:t xml:space="preserve">Rice (2007, sec. 10.2.3, pp. 385–388)</w:t>
+      </w:r>
+      <w:r>
+        <w:t xml:space="preserve"> </w:t>
+      </w:r>
+      <w:r>
+        <w:t xml:space="preserve">covers quantile-quantile plots.</w:t>
+      </w:r>
+    </w:p>
+    <w:p>
+      <w:pPr>
+        <w:pStyle w:val="Compact"/>
+        <w:numPr>
+          <w:ilvl w:val="0"/>
+          <w:numId w:val="1006"/>
+        </w:numPr>
+      </w:pPr>
+      <w:r>
+        <w:t xml:space="preserve">Rice (2007, sec. 10.3, pp. 389–391)</w:t>
+      </w:r>
+      <w:r>
+        <w:t xml:space="preserve"> </w:t>
+      </w:r>
+      <w:r>
+        <w:t xml:space="preserve">covers histograms, density curves and stem-and-leaf plots.</w:t>
+      </w:r>
+    </w:p>
+    <w:p>
+      <w:pPr>
+        <w:pStyle w:val="Compact"/>
+        <w:numPr>
+          <w:ilvl w:val="0"/>
+          <w:numId w:val="1006"/>
+        </w:numPr>
+      </w:pPr>
+      <w:r>
+        <w:t xml:space="preserve">Rice (2007, sec. 10.6, pp. 402–403)</w:t>
+      </w:r>
+      <w:r>
+        <w:t xml:space="preserve"> </w:t>
+      </w:r>
+      <w:r>
+        <w:t xml:space="preserve">covers boxplots.</w:t>
       </w:r>
     </w:p>
     <w:bookmarkEnd w:id="80"/>
@@ -12565,6 +12673,20 @@
         </w:tc>
       </w:tr>
     </w:tbl>
+    <w:p>
+      <w:pPr>
+        <w:pStyle w:val="BodyText"/>
+      </w:pPr>
+      <w:r>
+        <w:t xml:space="preserve">Rice (2007, sec. 10.7, pp. 404–406)</w:t>
+      </w:r>
+      <w:r>
+        <w:t xml:space="preserve"> </w:t>
+      </w:r>
+      <w:r>
+        <w:t xml:space="preserve">covers scatterplots.</w:t>
+      </w:r>
+    </w:p>
     <w:bookmarkEnd w:id="95"/>
     <w:bookmarkStart w:id="105" w:name="X276b94a7d03810956e9ce51874e5dad5aed6d75"/>
     <w:p>
@@ -15588,7 +15710,7 @@
     <w:bookmarkEnd w:id="108"/>
     <w:bookmarkEnd w:id="109"/>
     <w:bookmarkEnd w:id="110"/>
-    <w:bookmarkStart w:id="137" w:name="data-transformations"/>
+    <w:bookmarkStart w:id="133" w:name="data-transformations"/>
     <w:p>
       <w:pPr>
         <w:pStyle w:val="Heading2"/>
@@ -15800,7 +15922,7 @@
         <w:pStyle w:val="Compact"/>
         <w:numPr>
           <w:ilvl w:val="0"/>
-          <w:numId w:val="1005"/>
+          <w:numId w:val="1007"/>
         </w:numPr>
       </w:pPr>
       <w:r>
@@ -15851,7 +15973,7 @@
         <w:pStyle w:val="Compact"/>
         <w:numPr>
           <w:ilvl w:val="0"/>
-          <w:numId w:val="1005"/>
+          <w:numId w:val="1007"/>
         </w:numPr>
       </w:pPr>
       <w:r>
@@ -17199,7 +17321,7 @@
         <w:t xml:space="preserve">the assumptions of that model and on the scientific question.</w:t>
       </w:r>
     </w:p>
-    <w:bookmarkStart w:id="136" w:name="sec-rescaling"/>
+    <w:bookmarkStart w:id="132" w:name="sec-rescaling"/>
     <w:p>
       <w:pPr>
         <w:pStyle w:val="Heading3"/>
@@ -17247,7 +17369,7 @@
         <w:pStyle w:val="Compact"/>
         <w:numPr>
           <w:ilvl w:val="0"/>
-          <w:numId w:val="1006"/>
+          <w:numId w:val="1008"/>
         </w:numPr>
       </w:pPr>
       <w:r>
@@ -17271,7 +17393,7 @@
         <w:pStyle w:val="Compact"/>
         <w:numPr>
           <w:ilvl w:val="0"/>
-          <w:numId w:val="1006"/>
+          <w:numId w:val="1008"/>
         </w:numPr>
       </w:pPr>
       <w:r>
@@ -17310,7 +17432,7 @@
         <w:pStyle w:val="Compact"/>
         <w:numPr>
           <w:ilvl w:val="0"/>
-          <w:numId w:val="1006"/>
+          <w:numId w:val="1008"/>
         </w:numPr>
       </w:pPr>
       <w:r>
@@ -17604,7 +17726,7 @@
       <w:pPr>
         <w:numPr>
           <w:ilvl w:val="0"/>
-          <w:numId w:val="1007"/>
+          <w:numId w:val="1009"/>
         </w:numPr>
       </w:pPr>
       <w:r>
@@ -17621,7 +17743,7 @@
       <w:pPr>
         <w:numPr>
           <w:ilvl w:val="0"/>
-          <w:numId w:val="1007"/>
+          <w:numId w:val="1009"/>
         </w:numPr>
       </w:pPr>
       <m:oMath>
@@ -17689,7 +17811,7 @@
       <w:pPr>
         <w:numPr>
           <w:ilvl w:val="0"/>
-          <w:numId w:val="1007"/>
+          <w:numId w:val="1009"/>
         </w:numPr>
       </w:pPr>
       <w:r>
@@ -17703,7 +17825,7 @@
       </w:r>
     </w:p>
     <w:bookmarkEnd w:id="121"/>
-    <w:bookmarkStart w:id="125" w:name="def-standardization"/>
+    <w:bookmarkStart w:id="122" w:name="def-standardization"/>
     <w:p>
       <w:pPr>
         <w:pStyle w:val="FirstParagraph"/>
@@ -17995,458 +18117,134 @@
         </m:oMath>
       </m:oMathPara>
     </w:p>
-    <w:tbl>
-      <w:tblPr>
-        <w:tblStyle w:val="Table"/>
-        <w:tblLook w:firstRow="0" w:lastRow="0" w:firstColumn="0" w:lastColumn="0" w:noHBand="0" w:noVBand="0" w:val="0000"/>
-        <w:tblBorders>
-          <w:top w:val="single" w:sz="4" w:space="0" w:color="0758E5"/>
-          <w:left w:val="single" w:sz="24" w:space="0" w:color="0758E5"/>
-          <w:bottom w:val="single" w:sz="4" w:space="0" w:color="0758E5"/>
-          <w:right w:val="single" w:sz="4" w:space="0" w:color="0758E5"/>
-        </w:tblBorders>
-        <w:tblCellMar>
-          <w:left w:w="144" w:type="dxa"/>
-          <w:right w:w="144" w:type="dxa"/>
-        </w:tblCellMar>
-        <w:tblLook w:firstRow="0" w:lastRow="0" w:firstColumn="0" w:lastColumn="0" w:noHBand="0" w:noVBand="0" w:val="0000"/>
-      </w:tblPr>
-      <w:tr>
-        <w:trPr>
-          <w:cantSplit/>
-        </w:trPr>
-        <w:tc>
-          <w:tcPr>
-            <w:shd w:color="auto" w:fill="dae6fb" w:val="clear"/>
-            <w:tcMar>
-              <w:top w:w="92" w:type="dxa"/>
-              <w:bottom w:w="92" w:type="dxa"/>
-            </w:tcMar>
-          </w:tcPr>
-          <w:p>
-            <w:pPr>
-              <w:pStyle w:val="FirstParagraph"/>
-            </w:pPr>
-            <w:pPr>
-              <w:spacing w:before="0" w:after="0"/>
-              <w:textAlignment w:val="center"/>
-            </w:pPr>
-            <w:r>
-              <w:drawing>
-                <wp:inline>
-                  <wp:extent cx="152400" cy="152400"/>
-                  <wp:effectExtent b="0" l="0" r="0" t="0"/>
-                  <wp:docPr descr="" title="" id="123" name="Picture"/>
-                  <a:graphic>
-                    <a:graphicData uri="http://schemas.openxmlformats.org/drawingml/2006/picture">
-                      <pic:pic>
-                        <pic:nvPicPr>
-                          <pic:cNvPr descr="/opt/quarto/share/formats/docx/note.png" id="124" name="Picture"/>
-                          <pic:cNvPicPr>
-                            <a:picLocks noChangeArrowheads="1" noChangeAspect="1"/>
-                          </pic:cNvPicPr>
-                        </pic:nvPicPr>
-                        <pic:blipFill>
-                          <a:blip r:embed="rId122"/>
-                          <a:stretch>
-                            <a:fillRect/>
-                          </a:stretch>
-                        </pic:blipFill>
-                        <pic:spPr bwMode="auto">
-                          <a:xfrm>
-                            <a:off x="0" y="0"/>
-                            <a:ext cx="152400" cy="152400"/>
-                          </a:xfrm>
-                          <a:prstGeom prst="rect">
-                            <a:avLst/>
-                          </a:prstGeom>
-                          <a:noFill/>
-                          <a:ln w="9525">
-                            <a:noFill/>
-                            <a:headEnd/>
-                            <a:tailEnd/>
-                          </a:ln>
-                        </pic:spPr>
-                      </pic:pic>
-                    </a:graphicData>
-                  </a:graphic>
-                </wp:inline>
-              </w:drawing>
-            </w:r>
-            <w:r>
-              <w:t xml:space="preserve"> </w:t>
-            </w:r>
-            <w:r>
-              <w:t xml:space="preserve"> </w:t>
-            </w:r>
-            <w:r>
-              <w:t xml:space="preserve">Source</w:t>
-            </w:r>
-          </w:p>
-        </w:tc>
-      </w:tr>
-      <w:tr>
-        <w:trPr>
-          <w:cantSplit/>
-        </w:trPr>
-        <w:tc>
-          <w:tcPr>
-            <w:tcMar>
-              <w:top w:w="108" w:type="dxa"/>
-              <w:bottom w:w="108" w:type="dxa"/>
-            </w:tcMar>
-          </w:tcPr>
-          <w:p>
-            <w:pPr>
-              <w:pStyle w:val="BodyText"/>
-            </w:pPr>
-            <w:pPr>
-              <w:spacing w:before="16" w:after="16"/>
-            </w:pPr>
-            <w:r>
-              <w:t xml:space="preserve">James et al. (2021, sec. 4.7.6, p. 183)</w:t>
-            </w:r>
-            <w:r>
-              <w:t xml:space="preserve">.</w:t>
-            </w:r>
-            <w:r>
-              <w:t xml:space="preserve"> </w:t>
-            </w:r>
-            <w:r>
-              <w:t xml:space="preserve">Géron (2017, ch. 2)</w:t>
-            </w:r>
-            <w:r>
-              <w:t xml:space="preserve"> </w:t>
-            </w:r>
-            <w:r>
-              <w:t xml:space="preserve">describes the same operation but says it divides by the variance;</w:t>
-            </w:r>
-            <w:r>
-              <w:t xml:space="preserve"> </w:t>
-            </w:r>
-            <w:r>
-              <w:t xml:space="preserve">the standard deviation is used here, as in</w:t>
-            </w:r>
-            <w:r>
-              <w:t xml:space="preserve"> </w:t>
-            </w:r>
-            <w:r>
-              <w:t xml:space="preserve">James et al. (2021)</w:t>
-            </w:r>
-            <w:r>
-              <w:t xml:space="preserve">.</w:t>
-            </w:r>
-          </w:p>
-          <w:p/>
-        </w:tc>
-      </w:tr>
-    </w:tbl>
-    <w:bookmarkEnd w:id="125"/>
-    <w:bookmarkStart w:id="126" w:name="rem-standardization-units"/>
+    <w:bookmarkEnd w:id="122"/>
+    <w:bookmarkStart w:id="123" w:name="rem-source-standardization"/>
     <w:p>
       <w:pPr>
         <w:pStyle w:val="FirstParagraph"/>
       </w:pPr>
-      <w:del w:id="3" w:author="PR Preview" w:date="2026-01-01T00:00:00Z">
-        <w:r>
-          <w:rPr>
-            <w:i/>
-            <w:iCs/>
-          </w:rPr>
-          <w:delText xml:space="preserve">Remark 5</w:delText>
-        </w:r>
-      </w:del>
-      <w:del w:id="4" w:author="PR Preview" w:date="2026-01-01T00:00:00Z">
-        <w:r>
-          <w:delText xml:space="preserve"> (Source: Standardization). </w:delText>
-        </w:r>
-      </w:del>
-      <w:del w:id="5" w:author="PR Preview" w:date="2026-01-01T00:00:00Z">
-        <w:r>
-          <w:delText xml:space="preserve">James et al. (2021, sec. 4.7.6, p. 183)</w:delText>
-        </w:r>
-      </w:del>
-      <w:del w:id="6" w:author="PR Preview" w:date="2026-01-01T00:00:00Z">
-        <w:r>
-          <w:delText xml:space="preserve">.</w:delText>
-        </w:r>
-      </w:del>
-      <w:del w:id="7" w:author="PR Preview" w:date="2026-01-01T00:00:00Z">
-        <w:r>
-          <w:delText xml:space="preserve"> </w:delText>
-        </w:r>
-      </w:del>
-      <w:del w:id="8" w:author="PR Preview" w:date="2026-01-01T00:00:00Z">
-        <w:r>
-          <w:delText xml:space="preserve">Géron (2017, ch. 2)</w:delText>
-        </w:r>
-      </w:del>
-      <w:del w:id="9" w:author="PR Preview" w:date="2026-01-01T00:00:00Z">
-        <w:r>
-          <w:delText xml:space="preserve"> </w:delText>
-        </w:r>
-      </w:del>
-      <w:del w:id="10" w:author="PR Preview" w:date="2026-01-01T00:00:00Z">
-        <w:r>
-          <w:delText xml:space="preserve">describes the same operation but says it divides by the variance;</w:delText>
-        </w:r>
-      </w:del>
-      <w:del w:id="11" w:author="PR Preview" w:date="2026-01-01T00:00:00Z">
-        <w:r>
-          <w:delText xml:space="preserve"> </w:delText>
-        </w:r>
-      </w:del>
-      <w:del w:id="12" w:author="PR Preview" w:date="2026-01-01T00:00:00Z">
-        <w:r>
-          <w:delText xml:space="preserve">the standard deviation is used here, as in</w:delText>
-        </w:r>
-      </w:del>
-      <w:del w:id="13" w:author="PR Preview" w:date="2026-01-01T00:00:00Z">
-        <w:r>
-          <w:delText xml:space="preserve"> </w:delText>
-        </w:r>
-      </w:del>
-      <w:del w:id="14" w:author="PR Preview" w:date="2026-01-01T00:00:00Z">
-        <w:r>
-          <w:delText xml:space="preserve">James et al. (2021)</w:delText>
-        </w:r>
-      </w:del>
-      <w:del w:id="15" w:author="PR Preview" w:date="2026-01-01T00:00:00Z">
-        <w:r>
-          <w:delText xml:space="preserve">.</w:delText>
-        </w:r>
-      </w:del>
+      <w:r>
+        <w:rPr>
+          <w:i/>
+          <w:iCs/>
+        </w:rPr>
+        <w:t xml:space="preserve">Remark 5</w:t>
+      </w:r>
+      <w:r>
+        <w:t xml:space="preserve"> (Source: Standardization). </w:t>
+      </w:r>
+      <w:r>
+        <w:t xml:space="preserve">James et al. (2021, sec. 4.7.6, p. 183)</w:t>
+      </w:r>
+      <w:r>
+        <w:t xml:space="preserve">.</w:t>
+      </w:r>
+      <w:r>
+        <w:t xml:space="preserve"> </w:t>
+      </w:r>
+      <w:r>
+        <w:t xml:space="preserve">Géron (2017, ch. 2)</w:t>
+      </w:r>
+      <w:r>
+        <w:t xml:space="preserve"> </w:t>
+      </w:r>
+      <w:r>
+        <w:t xml:space="preserve">describes the same operation but says it divides by the variance;</w:t>
+      </w:r>
+      <w:r>
+        <w:t xml:space="preserve"> </w:t>
+      </w:r>
+      <w:r>
+        <w:t xml:space="preserve">the standard deviation is used here, as in</w:t>
+      </w:r>
+      <w:r>
+        <w:t xml:space="preserve"> </w:t>
+      </w:r>
+      <w:r>
+        <w:t xml:space="preserve">James et al. (2021)</w:t>
+      </w:r>
+      <w:r>
+        <w:t xml:space="preserve">.</w:t>
+      </w:r>
     </w:p>
+    <w:bookmarkEnd w:id="123"/>
+    <w:bookmarkStart w:id="124" w:name="rem-standardization-units"/>
     <w:p>
       <w:pPr>
         <w:pStyle w:val="BodyText"/>
       </w:pPr>
-      <w:del w:id="16" w:author="PR Preview" w:date="2026-01-01T00:00:00Z">
+      <w:r>
+        <w:rPr>
+          <w:i/>
+          <w:iCs/>
+        </w:rPr>
+        <w:t xml:space="preserve">Remark 6</w:t>
+      </w:r>
+      <w:r>
+        <w:t xml:space="preserve"> (Standardized values have no units). </w:t>
+      </w:r>
+      <w:r>
+        <w:t xml:space="preserve">In</w:t>
+      </w:r>
+      <w:r>
+        <w:t xml:space="preserve"> </w:t>
+      </w:r>
+      <w:hyperlink w:anchor="exr-standardize">
         <w:r>
           <w:rPr>
-            <w:i/>
-            <w:iCs/>
+            <w:rStyle w:val="Hyperlink"/>
           </w:rPr>
-          <w:delText xml:space="preserve">Remark 6</w:delText>
+          <w:t xml:space="preserve">Exercise 2</w:t>
         </w:r>
-      </w:del>
-      <w:del w:id="17" w:author="PR Preview" w:date="2026-01-01T00:00:00Z">
-        <w:r>
-          <w:delText xml:space="preserve"> (Standardized values have no units). </w:delText>
-        </w:r>
-      </w:del>
-      <w:del w:id="18" w:author="PR Preview" w:date="2026-01-01T00:00:00Z">
-        <w:r>
-          <w:delText xml:space="preserve">In</w:delText>
-        </w:r>
-      </w:del>
-      <w:del w:id="19" w:author="PR Preview" w:date="2026-01-01T00:00:00Z">
-        <w:r>
-          <w:delText xml:space="preserve"> </w:delText>
-        </w:r>
-      </w:del>
-      <w:hyperlink w:anchor="exr-standardize">
-        <w:del w:id="20" w:author="PR Preview" w:date="2026-01-01T00:00:00Z">
-          <w:r>
-            <w:rPr>
-              <w:rStyle w:val="Hyperlink"/>
-            </w:rPr>
-            <w:delText xml:space="preserve">Exercise 2</w:delText>
-          </w:r>
-        </w:del>
       </w:hyperlink>
-      <w:del w:id="21" w:author="PR Preview" w:date="2026-01-01T00:00:00Z">
-        <w:r>
-          <w:delText xml:space="preserve">,</w:delText>
-        </w:r>
-      </w:del>
-      <w:del w:id="22" w:author="PR Preview" w:date="2026-01-01T00:00:00Z">
-        <w:r>
-          <w:delText xml:space="preserve"> </w:delText>
-        </w:r>
-      </w:del>
-      <w:del w:id="23" w:author="PR Preview" w:date="2026-01-01T00:00:00Z">
-        <w:r>
-          <w:delText xml:space="preserve">the standardized value of a cholesterol of 250 mg/dL</w:delText>
-        </w:r>
-      </w:del>
-      <w:del w:id="24" w:author="PR Preview" w:date="2026-01-01T00:00:00Z">
-        <w:r>
-          <w:delText xml:space="preserve"> </w:delText>
-        </w:r>
-      </w:del>
-      <w:del w:id="25" w:author="PR Preview" w:date="2026-01-01T00:00:00Z">
-        <w:r>
-          <w:delText xml:space="preserve">is the number of sample standard deviations</w:delText>
-        </w:r>
-      </w:del>
-      <w:del w:id="26" w:author="PR Preview" w:date="2026-01-01T00:00:00Z">
-        <w:r>
-          <w:delText xml:space="preserve"> </w:delText>
-        </w:r>
-      </w:del>
-      <w:del w:id="27" w:author="PR Preview" w:date="2026-01-01T00:00:00Z">
-        <w:r>
-          <w:delText xml:space="preserve">between 250 and the sample mean.</w:delText>
-        </w:r>
-      </w:del>
-      <w:del w:id="28" w:author="PR Preview" w:date="2026-01-01T00:00:00Z">
-        <w:r>
-          <w:delText xml:space="preserve"> </w:delText>
-        </w:r>
-      </w:del>
-      <w:del w:id="29" w:author="PR Preview" w:date="2026-01-01T00:00:00Z">
-        <w:r>
-          <w:delText xml:space="preserve">Standardizing puts variables measured in different units</w:delText>
-        </w:r>
-      </w:del>
-      <w:del w:id="30" w:author="PR Preview" w:date="2026-01-01T00:00:00Z">
-        <w:r>
-          <w:delText xml:space="preserve"> </w:delText>
-        </w:r>
-      </w:del>
-      <w:del w:id="31" w:author="PR Preview" w:date="2026-01-01T00:00:00Z">
-        <w:r>
-          <w:delText xml:space="preserve">on a comparable scale.</w:delText>
-        </w:r>
-      </w:del>
-      <w:del w:id="32" w:author="PR Preview" w:date="2026-01-01T00:00:00Z">
-        <w:r>
-          <w:delText xml:space="preserve"> </w:delText>
-        </w:r>
-      </w:del>
-      <w:del w:id="33" w:author="PR Preview" w:date="2026-01-01T00:00:00Z">
-        <w:r>
-          <w:delText xml:space="preserve">For example, a salary in dollars and an age in years</w:delText>
-        </w:r>
-      </w:del>
-      <w:del w:id="34" w:author="PR Preview" w:date="2026-01-01T00:00:00Z">
-        <w:r>
-          <w:delText xml:space="preserve"> </w:delText>
-        </w:r>
-      </w:del>
-      <w:del w:id="35" w:author="PR Preview" w:date="2026-01-01T00:00:00Z">
-        <w:r>
-          <w:delText xml:space="preserve">both become unitless numbers of standard deviations.</w:delText>
-        </w:r>
-      </w:del>
+      <w:r>
+        <w:t xml:space="preserve">,</w:t>
+      </w:r>
+      <w:r>
+        <w:t xml:space="preserve"> </w:t>
+      </w:r>
+      <w:r>
+        <w:t xml:space="preserve">the standardized value of a cholesterol of 250 mg/dL</w:t>
+      </w:r>
+      <w:r>
+        <w:t xml:space="preserve"> </w:t>
+      </w:r>
+      <w:r>
+        <w:t xml:space="preserve">is the number of sample standard deviations</w:t>
+      </w:r>
+      <w:r>
+        <w:t xml:space="preserve"> </w:t>
+      </w:r>
+      <w:r>
+        <w:t xml:space="preserve">between 250 and the sample mean.</w:t>
+      </w:r>
+      <w:r>
+        <w:t xml:space="preserve"> </w:t>
+      </w:r>
+      <w:r>
+        <w:t xml:space="preserve">Standardizing puts variables measured in different units</w:t>
+      </w:r>
+      <w:r>
+        <w:t xml:space="preserve"> </w:t>
+      </w:r>
+      <w:r>
+        <w:t xml:space="preserve">on a comparable scale.</w:t>
+      </w:r>
+      <w:r>
+        <w:t xml:space="preserve"> </w:t>
+      </w:r>
+      <w:r>
+        <w:t xml:space="preserve">For example, a salary in dollars and an age in years</w:t>
+      </w:r>
+      <w:r>
+        <w:t xml:space="preserve"> </w:t>
+      </w:r>
+      <w:r>
+        <w:t xml:space="preserve">both become unitless numbers of standard deviations.</w:t>
+      </w:r>
     </w:p>
-    <w:p>
-      <w:pPr>
-        <w:pStyle w:val="BodyText"/>
-      </w:pPr>
-      <w:ins w:id="36" w:author="PR Preview" w:date="2026-01-01T00:00:00Z">
-        <w:r>
-          <w:rPr>
-            <w:i/>
-            <w:iCs/>
-          </w:rPr>
-          <w:t xml:space="preserve">Remark 5</w:t>
-        </w:r>
-      </w:ins>
-      <w:ins w:id="37" w:author="PR Preview" w:date="2026-01-01T00:00:00Z">
-        <w:r>
-          <w:t xml:space="preserve"> (Standardized values have no units). </w:t>
-        </w:r>
-      </w:ins>
-      <w:ins w:id="38" w:author="PR Preview" w:date="2026-01-01T00:00:00Z">
-        <w:r>
-          <w:t xml:space="preserve">In</w:t>
-        </w:r>
-      </w:ins>
-      <w:ins w:id="39" w:author="PR Preview" w:date="2026-01-01T00:00:00Z">
-        <w:r>
-          <w:t xml:space="preserve"> </w:t>
-        </w:r>
-      </w:ins>
-      <w:hyperlink w:anchor="exr-standardize">
-        <w:ins w:id="40" w:author="PR Preview" w:date="2026-01-01T00:00:00Z">
-          <w:r>
-            <w:rPr>
-              <w:rStyle w:val="Hyperlink"/>
-            </w:rPr>
-            <w:t xml:space="preserve">Exercise 2</w:t>
-          </w:r>
-        </w:ins>
-      </w:hyperlink>
-      <w:ins w:id="41" w:author="PR Preview" w:date="2026-01-01T00:00:00Z">
-        <w:r>
-          <w:t xml:space="preserve">,</w:t>
-        </w:r>
-      </w:ins>
-      <w:ins w:id="42" w:author="PR Preview" w:date="2026-01-01T00:00:00Z">
-        <w:r>
-          <w:t xml:space="preserve"> </w:t>
-        </w:r>
-      </w:ins>
-      <w:ins w:id="43" w:author="PR Preview" w:date="2026-01-01T00:00:00Z">
-        <w:r>
-          <w:t xml:space="preserve">the standardized value of a cholesterol of 250 mg/dL</w:t>
-        </w:r>
-      </w:ins>
-      <w:ins w:id="44" w:author="PR Preview" w:date="2026-01-01T00:00:00Z">
-        <w:r>
-          <w:t xml:space="preserve"> </w:t>
-        </w:r>
-      </w:ins>
-      <w:ins w:id="45" w:author="PR Preview" w:date="2026-01-01T00:00:00Z">
-        <w:r>
-          <w:t xml:space="preserve">is the number of sample standard deviations</w:t>
-        </w:r>
-      </w:ins>
-      <w:ins w:id="46" w:author="PR Preview" w:date="2026-01-01T00:00:00Z">
-        <w:r>
-          <w:t xml:space="preserve"> </w:t>
-        </w:r>
-      </w:ins>
-      <w:ins w:id="47" w:author="PR Preview" w:date="2026-01-01T00:00:00Z">
-        <w:r>
-          <w:t xml:space="preserve">between 250 and the sample mean.</w:t>
-        </w:r>
-      </w:ins>
-      <w:ins w:id="48" w:author="PR Preview" w:date="2026-01-01T00:00:00Z">
-        <w:r>
-          <w:t xml:space="preserve"> </w:t>
-        </w:r>
-      </w:ins>
-      <w:ins w:id="49" w:author="PR Preview" w:date="2026-01-01T00:00:00Z">
-        <w:r>
-          <w:t xml:space="preserve">Standardizing puts variables measured in different units</w:t>
-        </w:r>
-      </w:ins>
-      <w:ins w:id="50" w:author="PR Preview" w:date="2026-01-01T00:00:00Z">
-        <w:r>
-          <w:t xml:space="preserve"> </w:t>
-        </w:r>
-      </w:ins>
-      <w:ins w:id="51" w:author="PR Preview" w:date="2026-01-01T00:00:00Z">
-        <w:r>
-          <w:t xml:space="preserve">on a comparable scale.</w:t>
-        </w:r>
-      </w:ins>
-      <w:ins w:id="52" w:author="PR Preview" w:date="2026-01-01T00:00:00Z">
-        <w:r>
-          <w:t xml:space="preserve"> </w:t>
-        </w:r>
-      </w:ins>
-      <w:ins w:id="53" w:author="PR Preview" w:date="2026-01-01T00:00:00Z">
-        <w:r>
-          <w:t xml:space="preserve">For example, a salary in dollars and an age in years</w:t>
-        </w:r>
-      </w:ins>
-      <w:ins w:id="54" w:author="PR Preview" w:date="2026-01-01T00:00:00Z">
-        <w:r>
-          <w:t xml:space="preserve"> </w:t>
-        </w:r>
-      </w:ins>
-      <w:ins w:id="55" w:author="PR Preview" w:date="2026-01-01T00:00:00Z">
-        <w:r>
-          <w:t xml:space="preserve">both become unitless numbers of standard deviations.</w:t>
-        </w:r>
-      </w:ins>
-    </w:p>
-    <w:bookmarkEnd w:id="126"/>
-    <w:bookmarkStart w:id="129" w:name="thm-standardized-mean-sd"/>
+    <w:bookmarkEnd w:id="124"/>
+    <w:bookmarkStart w:id="125" w:name="thm-standardized-mean-sd"/>
     <w:p>
       <w:pPr>
         <w:pStyle w:val="BodyText"/>
@@ -18603,138 +18401,7 @@
         <w:t xml:space="preserve">.</w:t>
       </w:r>
     </w:p>
-    <w:tbl>
-      <w:tblPr>
-        <w:tblStyle w:val="Table"/>
-        <w:tblLook w:firstRow="0" w:lastRow="0" w:firstColumn="0" w:lastColumn="0" w:noHBand="0" w:noVBand="0" w:val="0000"/>
-        <w:tblBorders>
-          <w:top w:val="single" w:sz="4" w:space="0" w:color="0758E5"/>
-          <w:left w:val="single" w:sz="24" w:space="0" w:color="0758E5"/>
-          <w:bottom w:val="single" w:sz="4" w:space="0" w:color="0758E5"/>
-          <w:right w:val="single" w:sz="4" w:space="0" w:color="0758E5"/>
-        </w:tblBorders>
-        <w:tblCellMar>
-          <w:left w:w="144" w:type="dxa"/>
-          <w:right w:w="144" w:type="dxa"/>
-        </w:tblCellMar>
-        <w:tblLook w:firstRow="0" w:lastRow="0" w:firstColumn="0" w:lastColumn="0" w:noHBand="0" w:noVBand="0" w:val="0000"/>
-      </w:tblPr>
-      <w:tr>
-        <w:trPr>
-          <w:cantSplit/>
-        </w:trPr>
-        <w:tc>
-          <w:tcPr>
-            <w:shd w:color="auto" w:fill="dae6fb" w:val="clear"/>
-            <w:tcMar>
-              <w:top w:w="92" w:type="dxa"/>
-              <w:bottom w:w="92" w:type="dxa"/>
-            </w:tcMar>
-          </w:tcPr>
-          <w:p>
-            <w:pPr>
-              <w:pStyle w:val="BodyText"/>
-            </w:pPr>
-            <w:pPr>
-              <w:spacing w:before="0" w:after="0"/>
-              <w:textAlignment w:val="center"/>
-            </w:pPr>
-            <w:r>
-              <w:drawing>
-                <wp:inline>
-                  <wp:extent cx="152400" cy="152400"/>
-                  <wp:effectExtent b="0" l="0" r="0" t="0"/>
-                  <wp:docPr descr="" title="" id="127" name="Picture"/>
-                  <a:graphic>
-                    <a:graphicData uri="http://schemas.openxmlformats.org/drawingml/2006/picture">
-                      <pic:pic>
-                        <pic:nvPicPr>
-                          <pic:cNvPr descr="/opt/quarto/share/formats/docx/note.png" id="128" name="Picture"/>
-                          <pic:cNvPicPr>
-                            <a:picLocks noChangeArrowheads="1" noChangeAspect="1"/>
-                          </pic:cNvPicPr>
-                        </pic:nvPicPr>
-                        <pic:blipFill>
-                          <a:blip r:embed="rId122"/>
-                          <a:stretch>
-                            <a:fillRect/>
-                          </a:stretch>
-                        </pic:blipFill>
-                        <pic:spPr bwMode="auto">
-                          <a:xfrm>
-                            <a:off x="0" y="0"/>
-                            <a:ext cx="152400" cy="152400"/>
-                          </a:xfrm>
-                          <a:prstGeom prst="rect">
-                            <a:avLst/>
-                          </a:prstGeom>
-                          <a:noFill/>
-                          <a:ln w="9525">
-                            <a:noFill/>
-                            <a:headEnd/>
-                            <a:tailEnd/>
-                          </a:ln>
-                        </pic:spPr>
-                      </pic:pic>
-                    </a:graphicData>
-                  </a:graphic>
-                </wp:inline>
-              </w:drawing>
-            </w:r>
-            <w:r>
-              <w:t xml:space="preserve"> </w:t>
-            </w:r>
-            <w:r>
-              <w:t xml:space="preserve"> </w:t>
-            </w:r>
-            <w:r>
-              <w:t xml:space="preserve">Source</w:t>
-            </w:r>
-          </w:p>
-        </w:tc>
-      </w:tr>
-      <w:tr>
-        <w:trPr>
-          <w:cantSplit/>
-        </w:trPr>
-        <w:tc>
-          <w:tcPr>
-            <w:tcMar>
-              <w:top w:w="108" w:type="dxa"/>
-              <w:bottom w:w="108" w:type="dxa"/>
-            </w:tcMar>
-          </w:tcPr>
-          <w:p>
-            <w:pPr>
-              <w:pStyle w:val="BodyText"/>
-            </w:pPr>
-            <w:pPr>
-              <w:spacing w:before="16" w:after="16"/>
-            </w:pPr>
-            <w:r>
-              <w:t xml:space="preserve">Stated for the standardized Caravan variables in</w:t>
-            </w:r>
-            <w:r>
-              <w:t xml:space="preserve"> </w:t>
-            </w:r>
-            <w:r>
-              <w:t xml:space="preserve">James et al. (2021, sec. 4.7.6, p. 183)</w:t>
-            </w:r>
-            <w:r>
-              <w:t xml:space="preserve">;</w:t>
-            </w:r>
-            <w:r>
-              <w:t xml:space="preserve"> </w:t>
-            </w:r>
-            <w:r>
-              <w:t xml:space="preserve">the proof is the elementary calculation.</w:t>
-            </w:r>
-          </w:p>
-          <w:p/>
-        </w:tc>
-      </w:tr>
-    </w:tbl>
-    <w:bookmarkEnd w:id="129"/>
+    <w:bookmarkEnd w:id="125"/>
     <w:p>
       <w:pPr>
         <w:pStyle w:val="BodyText"/>
@@ -19447,56 +19114,42 @@
         <w:t xml:space="preserve">.</w:t>
       </w:r>
     </w:p>
-    <w:bookmarkStart w:id="130" w:name="exm-scale-wcgs"/>
+    <w:bookmarkStart w:id="126" w:name="rem-source-standardized-mean-sd"/>
     <w:p>
       <w:pPr>
         <w:pStyle w:val="BodyText"/>
       </w:pPr>
-      <w:del w:id="56" w:author="PR Preview" w:date="2026-01-01T00:00:00Z">
-        <w:r>
-          <w:rPr>
-            <w:i/>
-            <w:iCs/>
-          </w:rPr>
-          <w:delText xml:space="preserve">Remark 7</w:delText>
-        </w:r>
-      </w:del>
-      <w:del w:id="57" w:author="PR Preview" w:date="2026-01-01T00:00:00Z">
-        <w:r>
-          <w:delText xml:space="preserve"> (Source: Standardized values have mean 0 and standard deviation 1). </w:delText>
-        </w:r>
-      </w:del>
-      <w:del w:id="58" w:author="PR Preview" w:date="2026-01-01T00:00:00Z">
-        <w:r>
-          <w:delText xml:space="preserve">Stated for the standardized Caravan variables in</w:delText>
-        </w:r>
-      </w:del>
-      <w:del w:id="59" w:author="PR Preview" w:date="2026-01-01T00:00:00Z">
-        <w:r>
-          <w:delText xml:space="preserve"> </w:delText>
-        </w:r>
-      </w:del>
-      <w:del w:id="60" w:author="PR Preview" w:date="2026-01-01T00:00:00Z">
-        <w:r>
-          <w:delText xml:space="preserve">James et al. (2021, sec. 4.7.6, p. 183)</w:delText>
-        </w:r>
-      </w:del>
-      <w:del w:id="61" w:author="PR Preview" w:date="2026-01-01T00:00:00Z">
-        <w:r>
-          <w:delText xml:space="preserve">;</w:delText>
-        </w:r>
-      </w:del>
-      <w:del w:id="62" w:author="PR Preview" w:date="2026-01-01T00:00:00Z">
-        <w:r>
-          <w:delText xml:space="preserve"> </w:delText>
-        </w:r>
-      </w:del>
-      <w:del w:id="63" w:author="PR Preview" w:date="2026-01-01T00:00:00Z">
-        <w:r>
-          <w:delText xml:space="preserve">the proof is the elementary calculation.</w:delText>
-        </w:r>
-      </w:del>
+      <w:r>
+        <w:rPr>
+          <w:i/>
+          <w:iCs/>
+        </w:rPr>
+        <w:t xml:space="preserve">Remark 7</w:t>
+      </w:r>
+      <w:r>
+        <w:t xml:space="preserve"> (Source: Standardized values have mean 0 and standard deviation 1). </w:t>
+      </w:r>
+      <w:r>
+        <w:t xml:space="preserve">Stated for the standardized Caravan variables in</w:t>
+      </w:r>
+      <w:r>
+        <w:t xml:space="preserve"> </w:t>
+      </w:r>
+      <w:r>
+        <w:t xml:space="preserve">James et al. (2021, sec. 4.7.6, p. 183)</w:t>
+      </w:r>
+      <w:r>
+        <w:t xml:space="preserve">;</w:t>
+      </w:r>
+      <w:r>
+        <w:t xml:space="preserve"> </w:t>
+      </w:r>
+      <w:r>
+        <w:t xml:space="preserve">the proof is the elementary calculation.</w:t>
+      </w:r>
     </w:p>
+    <w:bookmarkEnd w:id="126"/>
+    <w:bookmarkStart w:id="127" w:name="exm-scale-wcgs"/>
     <w:p>
       <w:pPr>
         <w:pStyle w:val="BodyText"/>
@@ -19774,8 +19427,8 @@
         <w:t xml:space="preserve">is needed because 12 of the cholesterol values are missing.</w:t>
       </w:r>
     </w:p>
-    <w:bookmarkEnd w:id="130"/>
-    <w:bookmarkStart w:id="133" w:name="def-min-max-scaling"/>
+    <w:bookmarkEnd w:id="127"/>
+    <w:bookmarkStart w:id="128" w:name="def-min-max-scaling"/>
     <w:p>
       <w:pPr>
         <w:pStyle w:val="BodyText"/>
@@ -20058,184 +19711,51 @@
         </m:oMath>
       </m:oMathPara>
     </w:p>
-    <w:tbl>
-      <w:tblPr>
-        <w:tblStyle w:val="Table"/>
-        <w:tblLook w:firstRow="0" w:lastRow="0" w:firstColumn="0" w:lastColumn="0" w:noHBand="0" w:noVBand="0" w:val="0000"/>
-        <w:tblBorders>
-          <w:top w:val="single" w:sz="4" w:space="0" w:color="0758E5"/>
-          <w:left w:val="single" w:sz="24" w:space="0" w:color="0758E5"/>
-          <w:bottom w:val="single" w:sz="4" w:space="0" w:color="0758E5"/>
-          <w:right w:val="single" w:sz="4" w:space="0" w:color="0758E5"/>
-        </w:tblBorders>
-        <w:tblCellMar>
-          <w:left w:w="144" w:type="dxa"/>
-          <w:right w:w="144" w:type="dxa"/>
-        </w:tblCellMar>
-        <w:tblLook w:firstRow="0" w:lastRow="0" w:firstColumn="0" w:lastColumn="0" w:noHBand="0" w:noVBand="0" w:val="0000"/>
-      </w:tblPr>
-      <w:tr>
-        <w:trPr>
-          <w:cantSplit/>
-        </w:trPr>
-        <w:tc>
-          <w:tcPr>
-            <w:shd w:color="auto" w:fill="dae6fb" w:val="clear"/>
-            <w:tcMar>
-              <w:top w:w="92" w:type="dxa"/>
-              <w:bottom w:w="92" w:type="dxa"/>
-            </w:tcMar>
-          </w:tcPr>
-          <w:p>
-            <w:pPr>
-              <w:pStyle w:val="FirstParagraph"/>
-            </w:pPr>
-            <w:pPr>
-              <w:spacing w:before="0" w:after="0"/>
-              <w:textAlignment w:val="center"/>
-            </w:pPr>
-            <w:r>
-              <w:drawing>
-                <wp:inline>
-                  <wp:extent cx="152400" cy="152400"/>
-                  <wp:effectExtent b="0" l="0" r="0" t="0"/>
-                  <wp:docPr descr="" title="" id="131" name="Picture"/>
-                  <a:graphic>
-                    <a:graphicData uri="http://schemas.openxmlformats.org/drawingml/2006/picture">
-                      <pic:pic>
-                        <pic:nvPicPr>
-                          <pic:cNvPr descr="/opt/quarto/share/formats/docx/note.png" id="132" name="Picture"/>
-                          <pic:cNvPicPr>
-                            <a:picLocks noChangeArrowheads="1" noChangeAspect="1"/>
-                          </pic:cNvPicPr>
-                        </pic:nvPicPr>
-                        <pic:blipFill>
-                          <a:blip r:embed="rId122"/>
-                          <a:stretch>
-                            <a:fillRect/>
-                          </a:stretch>
-                        </pic:blipFill>
-                        <pic:spPr bwMode="auto">
-                          <a:xfrm>
-                            <a:off x="0" y="0"/>
-                            <a:ext cx="152400" cy="152400"/>
-                          </a:xfrm>
-                          <a:prstGeom prst="rect">
-                            <a:avLst/>
-                          </a:prstGeom>
-                          <a:noFill/>
-                          <a:ln w="9525">
-                            <a:noFill/>
-                            <a:headEnd/>
-                            <a:tailEnd/>
-                          </a:ln>
-                        </pic:spPr>
-                      </pic:pic>
-                    </a:graphicData>
-                  </a:graphic>
-                </wp:inline>
-              </w:drawing>
-            </w:r>
-            <w:r>
-              <w:t xml:space="preserve"> </w:t>
-            </w:r>
-            <w:r>
-              <w:t xml:space="preserve"> </w:t>
-            </w:r>
-            <w:r>
-              <w:t xml:space="preserve">Source</w:t>
-            </w:r>
-          </w:p>
-        </w:tc>
-      </w:tr>
-      <w:tr>
-        <w:trPr>
-          <w:cantSplit/>
-        </w:trPr>
-        <w:tc>
-          <w:tcPr>
-            <w:tcMar>
-              <w:top w:w="108" w:type="dxa"/>
-              <w:bottom w:w="108" w:type="dxa"/>
-            </w:tcMar>
-          </w:tcPr>
-          <w:p>
-            <w:pPr>
-              <w:pStyle w:val="BodyText"/>
-            </w:pPr>
-            <w:pPr>
-              <w:spacing w:before="16" w:after="16"/>
-            </w:pPr>
-            <w:r>
-              <w:t xml:space="preserve">Géron (2017, ch. 2)</w:t>
-            </w:r>
-            <w:r>
-              <w:t xml:space="preserve">.</w:t>
-            </w:r>
-          </w:p>
-          <w:p/>
-        </w:tc>
-      </w:tr>
-    </w:tbl>
-    <w:bookmarkEnd w:id="133"/>
-    <w:bookmarkStart w:id="134" w:name="rem-min-max-outliers"/>
+    <w:bookmarkEnd w:id="128"/>
+    <w:bookmarkStart w:id="129" w:name="rem-source-min-max-scaling"/>
     <w:p>
       <w:pPr>
         <w:pStyle w:val="FirstParagraph"/>
       </w:pPr>
-      <w:del w:id="64" w:author="PR Preview" w:date="2026-01-01T00:00:00Z">
-        <w:r>
-          <w:rPr>
-            <w:i/>
-            <w:iCs/>
-          </w:rPr>
-          <w:delText xml:space="preserve">Remark 8</w:delText>
-        </w:r>
-      </w:del>
-      <w:del w:id="65" w:author="PR Preview" w:date="2026-01-01T00:00:00Z">
-        <w:r>
-          <w:delText xml:space="preserve"> (Source: Min-max scaling). </w:delText>
-        </w:r>
-      </w:del>
-      <w:del w:id="66" w:author="PR Preview" w:date="2026-01-01T00:00:00Z">
-        <w:r>
-          <w:delText xml:space="preserve">Géron (2017, ch. 2)</w:delText>
-        </w:r>
-      </w:del>
-      <w:del w:id="67" w:author="PR Preview" w:date="2026-01-01T00:00:00Z">
-        <w:r>
-          <w:delText xml:space="preserve">.</w:delText>
-        </w:r>
-      </w:del>
+      <w:r>
+        <w:rPr>
+          <w:i/>
+          <w:iCs/>
+        </w:rPr>
+        <w:t xml:space="preserve">Remark 8</w:t>
+      </w:r>
+      <w:r>
+        <w:t xml:space="preserve"> (Source: Min-max scaling). </w:t>
+      </w:r>
+      <w:r>
+        <w:t xml:space="preserve">Géron (2017, ch. 2)</w:t>
+      </w:r>
+      <w:r>
+        <w:t xml:space="preserve">.</w:t>
+      </w:r>
     </w:p>
+    <w:bookmarkEnd w:id="129"/>
+    <w:bookmarkStart w:id="130" w:name="rem-min-max-outliers"/>
     <w:p>
       <w:pPr>
         <w:pStyle w:val="BodyText"/>
       </w:pPr>
-      <w:del w:id="68" w:author="PR Preview" w:date="2026-01-01T00:00:00Z">
-        <w:r>
-          <w:rPr>
-            <w:i/>
-            <w:iCs/>
-          </w:rPr>
-          <w:delText xml:space="preserve">Remark 9</w:delText>
-        </w:r>
-      </w:del>
-      <w:del w:id="69" w:author="PR Preview" w:date="2026-01-01T00:00:00Z">
-        <w:r>
-          <w:delText xml:space="preserve"> (Min-max scaling and outliers). </w:delText>
-        </w:r>
-      </w:del>
-      <w:del w:id="70" w:author="PR Preview" w:date="2026-01-01T00:00:00Z">
-        <w:r>
-          <w:delText xml:space="preserve">Every min-max scaled value lies in</w:delText>
-        </w:r>
-      </w:del>
-      <w:del w:id="71" w:author="PR Preview" w:date="2026-01-01T00:00:00Z">
-        <w:r>
-          <w:delText xml:space="preserve"> </w:delText>
-        </w:r>
-      </w:del>
+      <w:r>
+        <w:rPr>
+          <w:i/>
+          <w:iCs/>
+        </w:rPr>
+        <w:t xml:space="preserve">Remark 9</w:t>
+      </w:r>
+      <w:r>
+        <w:t xml:space="preserve"> (Min-max scaling and outliers). </w:t>
+      </w:r>
+      <w:r>
+        <w:t xml:space="preserve">Every min-max scaled value lies in</w:t>
+      </w:r>
+      <w:r>
+        <w:t xml:space="preserve"> </w:t>
+      </w:r>
       <m:oMath>
         <m:r>
           <m:rPr>
@@ -20262,261 +19782,74 @@
           <m:t>]</m:t>
         </m:r>
       </m:oMath>
-      <w:del w:id="72" w:author="PR Preview" w:date="2026-01-01T00:00:00Z">
-        <w:r>
-          <w:delText xml:space="preserve">:</w:delText>
-        </w:r>
-      </w:del>
-      <w:del w:id="73" w:author="PR Preview" w:date="2026-01-01T00:00:00Z">
-        <w:r>
-          <w:delText xml:space="preserve"> </w:delText>
-        </w:r>
-      </w:del>
-      <w:del w:id="74" w:author="PR Preview" w:date="2026-01-01T00:00:00Z">
-        <w:r>
-          <w:delText xml:space="preserve">the minimum maps to</w:delText>
-        </w:r>
-      </w:del>
-      <w:del w:id="75" w:author="PR Preview" w:date="2026-01-01T00:00:00Z">
-        <w:r>
-          <w:delText xml:space="preserve"> </w:delText>
-        </w:r>
-      </w:del>
+      <w:r>
+        <w:t xml:space="preserve">:</w:t>
+      </w:r>
+      <w:r>
+        <w:t xml:space="preserve"> </w:t>
+      </w:r>
+      <w:r>
+        <w:t xml:space="preserve">the minimum maps to</w:t>
+      </w:r>
+      <w:r>
+        <w:t xml:space="preserve"> </w:t>
+      </w:r>
       <m:oMath>
         <m:r>
           <m:t>0</m:t>
         </m:r>
       </m:oMath>
-      <w:del w:id="76" w:author="PR Preview" w:date="2026-01-01T00:00:00Z">
-        <w:r>
-          <w:delText xml:space="preserve"> </w:delText>
-        </w:r>
-      </w:del>
-      <w:del w:id="77" w:author="PR Preview" w:date="2026-01-01T00:00:00Z">
-        <w:r>
-          <w:delText xml:space="preserve">and the maximum maps to</w:delText>
-        </w:r>
-      </w:del>
-      <w:del w:id="78" w:author="PR Preview" w:date="2026-01-01T00:00:00Z">
-        <w:r>
-          <w:delText xml:space="preserve"> </w:delText>
-        </w:r>
-      </w:del>
+      <w:r>
+        <w:t xml:space="preserve"> </w:t>
+      </w:r>
+      <w:r>
+        <w:t xml:space="preserve">and the maximum maps to</w:t>
+      </w:r>
+      <w:r>
+        <w:t xml:space="preserve"> </w:t>
+      </w:r>
       <m:oMath>
         <m:r>
           <m:t>1</m:t>
         </m:r>
       </m:oMath>
-      <w:del w:id="79" w:author="PR Preview" w:date="2026-01-01T00:00:00Z">
-        <w:r>
-          <w:delText xml:space="preserve">.</w:delText>
-        </w:r>
-      </w:del>
-      <w:del w:id="80" w:author="PR Preview" w:date="2026-01-01T00:00:00Z">
-        <w:r>
-          <w:delText xml:space="preserve"> </w:delText>
-        </w:r>
-      </w:del>
-      <w:del w:id="81" w:author="PR Preview" w:date="2026-01-01T00:00:00Z">
-        <w:r>
-          <w:delText xml:space="preserve">For example, if median incomes range from 0 to 15,</w:delText>
-        </w:r>
-      </w:del>
-      <w:del w:id="82" w:author="PR Preview" w:date="2026-01-01T00:00:00Z">
-        <w:r>
-          <w:delText xml:space="preserve"> </w:delText>
-        </w:r>
-      </w:del>
-      <w:del w:id="83" w:author="PR Preview" w:date="2026-01-01T00:00:00Z">
-        <w:r>
-          <w:delText xml:space="preserve">an income of 0 maps to</w:delText>
-        </w:r>
-      </w:del>
-      <w:del w:id="84" w:author="PR Preview" w:date="2026-01-01T00:00:00Z">
-        <w:r>
-          <w:delText xml:space="preserve"> </w:delText>
-        </w:r>
-      </w:del>
+      <w:r>
+        <w:t xml:space="preserve">.</w:t>
+      </w:r>
+      <w:r>
+        <w:t xml:space="preserve"> </w:t>
+      </w:r>
+      <w:r>
+        <w:t xml:space="preserve">For example, if median incomes range from 0 to 15,</w:t>
+      </w:r>
+      <w:r>
+        <w:t xml:space="preserve"> </w:t>
+      </w:r>
+      <w:r>
+        <w:t xml:space="preserve">an income of 0 maps to</w:t>
+      </w:r>
+      <w:r>
+        <w:t xml:space="preserve"> </w:t>
+      </w:r>
       <m:oMath>
         <m:r>
           <m:t>0</m:t>
         </m:r>
       </m:oMath>
-      <w:del w:id="85" w:author="PR Preview" w:date="2026-01-01T00:00:00Z">
-        <w:r>
-          <w:delText xml:space="preserve">, and an income of 15 maps to</w:delText>
-        </w:r>
-      </w:del>
-      <w:del w:id="86" w:author="PR Preview" w:date="2026-01-01T00:00:00Z">
-        <w:r>
-          <w:delText xml:space="preserve"> </w:delText>
-        </w:r>
-      </w:del>
+      <w:r>
+        <w:t xml:space="preserve">, and an income of 15 maps to</w:t>
+      </w:r>
+      <w:r>
+        <w:t xml:space="preserve"> </w:t>
+      </w:r>
       <m:oMath>
         <m:r>
           <m:t>1</m:t>
         </m:r>
       </m:oMath>
-      <w:del w:id="87" w:author="PR Preview" w:date="2026-01-01T00:00:00Z">
-        <w:r>
-          <w:delText xml:space="preserve">.</w:delText>
-        </w:r>
-      </w:del>
-    </w:p>
-    <w:p>
-      <w:pPr>
-        <w:pStyle w:val="BodyText"/>
-      </w:pPr>
-      <w:ins w:id="88" w:author="PR Preview" w:date="2026-01-01T00:00:00Z">
-        <w:r>
-          <w:rPr>
-            <w:i/>
-            <w:iCs/>
-          </w:rPr>
-          <w:t xml:space="preserve">Remark 6</w:t>
-        </w:r>
-      </w:ins>
-      <w:ins w:id="89" w:author="PR Preview" w:date="2026-01-01T00:00:00Z">
-        <w:r>
-          <w:t xml:space="preserve"> (Min-max scaling and outliers). </w:t>
-        </w:r>
-      </w:ins>
-      <w:ins w:id="90" w:author="PR Preview" w:date="2026-01-01T00:00:00Z">
-        <w:r>
-          <w:t xml:space="preserve">Every min-max scaled value lies in</w:t>
-        </w:r>
-      </w:ins>
-      <w:ins w:id="91" w:author="PR Preview" w:date="2026-01-01T00:00:00Z">
-        <w:r>
-          <w:t xml:space="preserve"> </w:t>
-        </w:r>
-      </w:ins>
-      <m:oMath>
-        <m:r>
-          <m:rPr>
-            <m:sty m:val="p"/>
-          </m:rPr>
-          <m:t>[</m:t>
-        </m:r>
-        <m:r>
-          <m:t>0</m:t>
-        </m:r>
-        <m:r>
-          <m:rPr>
-            <m:sty m:val="p"/>
-          </m:rPr>
-          <m:t>,</m:t>
-        </m:r>
-        <m:r>
-          <m:t>1</m:t>
-        </m:r>
-        <m:r>
-          <m:rPr>
-            <m:sty m:val="p"/>
-          </m:rPr>
-          <m:t>]</m:t>
-        </m:r>
-      </m:oMath>
-      <w:ins w:id="92" w:author="PR Preview" w:date="2026-01-01T00:00:00Z">
-        <w:r>
-          <w:t xml:space="preserve">:</w:t>
-        </w:r>
-      </w:ins>
-      <w:ins w:id="93" w:author="PR Preview" w:date="2026-01-01T00:00:00Z">
-        <w:r>
-          <w:t xml:space="preserve"> </w:t>
-        </w:r>
-      </w:ins>
-      <w:ins w:id="94" w:author="PR Preview" w:date="2026-01-01T00:00:00Z">
-        <w:r>
-          <w:t xml:space="preserve">the minimum maps to</w:t>
-        </w:r>
-      </w:ins>
-      <w:ins w:id="95" w:author="PR Preview" w:date="2026-01-01T00:00:00Z">
-        <w:r>
-          <w:t xml:space="preserve"> </w:t>
-        </w:r>
-      </w:ins>
-      <m:oMath>
-        <m:r>
-          <m:t>0</m:t>
-        </m:r>
-      </m:oMath>
-      <w:ins w:id="96" w:author="PR Preview" w:date="2026-01-01T00:00:00Z">
-        <w:r>
-          <w:t xml:space="preserve"> </w:t>
-        </w:r>
-      </w:ins>
-      <w:ins w:id="97" w:author="PR Preview" w:date="2026-01-01T00:00:00Z">
-        <w:r>
-          <w:t xml:space="preserve">and the maximum maps to</w:t>
-        </w:r>
-      </w:ins>
-      <w:ins w:id="98" w:author="PR Preview" w:date="2026-01-01T00:00:00Z">
-        <w:r>
-          <w:t xml:space="preserve"> </w:t>
-        </w:r>
-      </w:ins>
-      <m:oMath>
-        <m:r>
-          <m:t>1</m:t>
-        </m:r>
-      </m:oMath>
-      <w:ins w:id="99" w:author="PR Preview" w:date="2026-01-01T00:00:00Z">
-        <w:r>
-          <w:t xml:space="preserve">.</w:t>
-        </w:r>
-      </w:ins>
-      <w:ins w:id="100" w:author="PR Preview" w:date="2026-01-01T00:00:00Z">
-        <w:r>
-          <w:t xml:space="preserve"> </w:t>
-        </w:r>
-      </w:ins>
-      <w:ins w:id="101" w:author="PR Preview" w:date="2026-01-01T00:00:00Z">
-        <w:r>
-          <w:t xml:space="preserve">For example, if median incomes range from 0 to 15,</w:t>
-        </w:r>
-      </w:ins>
-      <w:ins w:id="102" w:author="PR Preview" w:date="2026-01-01T00:00:00Z">
-        <w:r>
-          <w:t xml:space="preserve"> </w:t>
-        </w:r>
-      </w:ins>
-      <w:ins w:id="103" w:author="PR Preview" w:date="2026-01-01T00:00:00Z">
-        <w:r>
-          <w:t xml:space="preserve">an income of 0 maps to</w:t>
-        </w:r>
-      </w:ins>
-      <w:ins w:id="104" w:author="PR Preview" w:date="2026-01-01T00:00:00Z">
-        <w:r>
-          <w:t xml:space="preserve"> </w:t>
-        </w:r>
-      </w:ins>
-      <m:oMath>
-        <m:r>
-          <m:t>0</m:t>
-        </m:r>
-      </m:oMath>
-      <w:ins w:id="105" w:author="PR Preview" w:date="2026-01-01T00:00:00Z">
-        <w:r>
-          <w:t xml:space="preserve">, and an income of 15 maps to</w:t>
-        </w:r>
-      </w:ins>
-      <w:ins w:id="106" w:author="PR Preview" w:date="2026-01-01T00:00:00Z">
-        <w:r>
-          <w:t xml:space="preserve"> </w:t>
-        </w:r>
-      </w:ins>
-      <m:oMath>
-        <m:r>
-          <m:t>1</m:t>
-        </m:r>
-      </m:oMath>
-      <w:ins w:id="107" w:author="PR Preview" w:date="2026-01-01T00:00:00Z">
-        <w:r>
-          <w:t xml:space="preserve">.</w:t>
-        </w:r>
-      </w:ins>
+      <w:r>
+        <w:t xml:space="preserve">.</w:t>
+      </w:r>
     </w:p>
     <w:p>
       <w:pPr>
@@ -20611,8 +19944,8 @@
         <w:t xml:space="preserve">.</w:t>
       </w:r>
     </w:p>
-    <w:bookmarkEnd w:id="134"/>
-    <w:bookmarkStart w:id="135" w:name="exm-min-max-wcgs"/>
+    <w:bookmarkEnd w:id="130"/>
+    <w:bookmarkStart w:id="131" w:name="exm-min-max-wcgs"/>
     <w:p>
       <w:pPr>
         <w:pStyle w:val="BodyText"/>
@@ -20851,10 +20184,10 @@
         <w:t xml:space="preserve">but have no units.</w:t>
       </w:r>
     </w:p>
-    <w:bookmarkEnd w:id="135"/>
-    <w:bookmarkEnd w:id="136"/>
-    <w:bookmarkEnd w:id="137"/>
-    <w:bookmarkStart w:id="139" w:name="an-exploratory-data-analysis-workflow"/>
+    <w:bookmarkEnd w:id="131"/>
+    <w:bookmarkEnd w:id="132"/>
+    <w:bookmarkEnd w:id="133"/>
+    <w:bookmarkStart w:id="135" w:name="an-exploratory-data-analysis-workflow"/>
     <w:p>
       <w:pPr>
         <w:pStyle w:val="Heading2"/>
@@ -20876,7 +20209,7 @@
         <w:pStyle w:val="Compact"/>
         <w:numPr>
           <w:ilvl w:val="0"/>
-          <w:numId w:val="1008"/>
+          <w:numId w:val="1010"/>
         </w:numPr>
       </w:pPr>
       <w:r>
@@ -20901,7 +20234,7 @@
         <w:pStyle w:val="Compact"/>
         <w:numPr>
           <w:ilvl w:val="0"/>
-          <w:numId w:val="1008"/>
+          <w:numId w:val="1010"/>
         </w:numPr>
       </w:pPr>
       <w:r>
@@ -20920,7 +20253,7 @@
         <w:pStyle w:val="Compact"/>
         <w:numPr>
           <w:ilvl w:val="1"/>
-          <w:numId w:val="1009"/>
+          <w:numId w:val="1011"/>
         </w:numPr>
       </w:pPr>
       <w:r>
@@ -20932,7 +20265,7 @@
         <w:pStyle w:val="Compact"/>
         <w:numPr>
           <w:ilvl w:val="1"/>
-          <w:numId w:val="1009"/>
+          <w:numId w:val="1011"/>
         </w:numPr>
       </w:pPr>
       <w:r>
@@ -20944,7 +20277,7 @@
         <w:pStyle w:val="Compact"/>
         <w:numPr>
           <w:ilvl w:val="1"/>
-          <w:numId w:val="1009"/>
+          <w:numId w:val="1011"/>
         </w:numPr>
       </w:pPr>
       <w:r>
@@ -20956,7 +20289,7 @@
         <w:pStyle w:val="Compact"/>
         <w:numPr>
           <w:ilvl w:val="0"/>
-          <w:numId w:val="1008"/>
+          <w:numId w:val="1010"/>
         </w:numPr>
       </w:pPr>
       <w:r>
@@ -20975,7 +20308,7 @@
         <w:pStyle w:val="Compact"/>
         <w:numPr>
           <w:ilvl w:val="1"/>
-          <w:numId w:val="1010"/>
+          <w:numId w:val="1012"/>
         </w:numPr>
       </w:pPr>
       <w:r>
@@ -20987,7 +20320,7 @@
         <w:pStyle w:val="Compact"/>
         <w:numPr>
           <w:ilvl w:val="1"/>
-          <w:numId w:val="1010"/>
+          <w:numId w:val="1012"/>
         </w:numPr>
       </w:pPr>
       <w:r>
@@ -20999,7 +20332,7 @@
         <w:pStyle w:val="Compact"/>
         <w:numPr>
           <w:ilvl w:val="1"/>
-          <w:numId w:val="1010"/>
+          <w:numId w:val="1012"/>
         </w:numPr>
       </w:pPr>
       <w:r>
@@ -21011,7 +20344,7 @@
         <w:pStyle w:val="Compact"/>
         <w:numPr>
           <w:ilvl w:val="0"/>
-          <w:numId w:val="1008"/>
+          <w:numId w:val="1010"/>
         </w:numPr>
       </w:pPr>
       <w:r>
@@ -21033,7 +20366,7 @@
         <w:pStyle w:val="Compact"/>
         <w:numPr>
           <w:ilvl w:val="0"/>
-          <w:numId w:val="1008"/>
+          <w:numId w:val="1010"/>
         </w:numPr>
       </w:pPr>
       <w:r>
@@ -21082,7 +20415,7 @@
       <w:tr>
         <w:tc>
           <w:tcPr/>
-          <w:bookmarkStart w:id="138" w:name="tbl-wcgs-all-summary"/>
+          <w:bookmarkStart w:id="134" w:name="tbl-wcgs-all-summary"/>
           <w:p>
             <w:pPr>
               <w:jc w:val="center"/>
@@ -22263,12 +21596,12 @@
               </w:tc>
             </w:tr>
           </w:tbl>
-          <w:bookmarkEnd w:id="138"/>
+          <w:bookmarkEnd w:id="134"/>
         </w:tc>
       </w:tr>
     </w:tbl>
-    <w:bookmarkEnd w:id="139"/>
-    <w:bookmarkStart w:id="148" w:name="references"/>
+    <w:bookmarkEnd w:id="135"/>
+    <w:bookmarkStart w:id="146" w:name="references"/>
     <w:p>
       <w:pPr>
         <w:pStyle w:val="Heading2"/>
@@ -22277,8 +21610,8 @@
         <w:t xml:space="preserve">References</w:t>
       </w:r>
     </w:p>
-    <w:bookmarkStart w:id="147" w:name="refs"/>
-    <w:bookmarkStart w:id="140" w:name="ref-geron2017hands"/>
+    <w:bookmarkStart w:id="145" w:name="refs"/>
+    <w:bookmarkStart w:id="136" w:name="ref-geron2017hands"/>
     <w:p>
       <w:pPr>
         <w:pStyle w:val="Bibliography"/>
@@ -22342,14 +21675,14 @@
         <w:t xml:space="preserve">. 1st ed. O’Reilly Media.</w:t>
       </w:r>
     </w:p>
-    <w:bookmarkEnd w:id="140"/>
-    <w:bookmarkStart w:id="142" w:name="ref-james2021islr2e"/>
+    <w:bookmarkEnd w:id="136"/>
+    <w:bookmarkStart w:id="137" w:name="ref-hoggtanis2015"/>
     <w:p>
       <w:pPr>
         <w:pStyle w:val="Bibliography"/>
       </w:pPr>
       <w:r>
-        <w:t xml:space="preserve">James, Gareth, Daniela Witten, Trevor Hastie, and Robert Tibshirani. 2021.</w:t>
+        <w:t xml:space="preserve">Hogg, Robert V., Elliot A. Tanis, and Dale L. Zimmerman. 2019.</w:t>
       </w:r>
       <w:r>
         <w:t xml:space="preserve"> </w:t>
@@ -22359,20 +21692,43 @@
           <w:i/>
           <w:iCs/>
         </w:rPr>
-        <w:t xml:space="preserve">An Introduction to Statistical Learning: With Applications in</w:t>
+        <w:t xml:space="preserve">Probability and Statistical Inference</w:t>
+      </w:r>
+      <w:r>
+        <w:t xml:space="preserve">. Tenth edition. Pearson.</w:t>
+      </w:r>
+    </w:p>
+    <w:bookmarkEnd w:id="137"/>
+    <w:bookmarkStart w:id="139" w:name="ref-james2021islr2e"/>
+    <w:p>
+      <w:pPr>
+        <w:pStyle w:val="Bibliography"/>
+      </w:pPr>
+      <w:r>
+        <w:t xml:space="preserve">James, Gareth, Daniela Witten, Trevor Hastie, and Robert Tibshirani. 2021.</w:t>
+      </w:r>
+      <w:r>
+        <w:t xml:space="preserve"> </w:t>
       </w:r>
       <w:r>
         <w:rPr>
           <w:i/>
           <w:iCs/>
         </w:rPr>
-        <w:t xml:space="preserve"> </w:t>
+        <w:t xml:space="preserve">An Introduction to Statistical Learning: With Applications in</w:t>
       </w:r>
       <w:r>
         <w:rPr>
           <w:i/>
           <w:iCs/>
         </w:rPr>
+        <w:t xml:space="preserve"> </w:t>
+      </w:r>
+      <w:r>
+        <w:rPr>
+          <w:i/>
+          <w:iCs/>
+        </w:rPr>
         <w:t xml:space="preserve">R</w:t>
       </w:r>
       <w:r>
@@ -22381,7 +21737,7 @@
       <w:r>
         <w:t xml:space="preserve"> </w:t>
       </w:r>
-      <w:hyperlink r:id="rId141">
+      <w:hyperlink r:id="rId138">
         <w:r>
           <w:rPr>
             <w:rStyle w:val="Hyperlink"/>
@@ -22393,29 +21749,14 @@
         <w:t xml:space="preserve">.</w:t>
       </w:r>
     </w:p>
-    <w:bookmarkEnd w:id="142"/>
-    <w:bookmarkStart w:id="144" w:name="ref-rosenman1975coronary"/>
+    <w:bookmarkEnd w:id="139"/>
+    <w:bookmarkStart w:id="140" w:name="ref-rice2007mathematical"/>
     <w:p>
       <w:pPr>
         <w:pStyle w:val="Bibliography"/>
       </w:pPr>
       <w:r>
-        <w:t xml:space="preserve">Rosenman, Ray H, Richard J Brand, C David Jenkins, Meyer Friedman, Reuben Straus, and Moses Wurm. 1975.</w:t>
-      </w:r>
-      <w:r>
-        <w:t xml:space="preserve"> </w:t>
-      </w:r>
-      <w:r>
-        <w:t xml:space="preserve">“Coronary Heart Disease in the</w:t>
-      </w:r>
-      <w:r>
-        <w:t xml:space="preserve"> </w:t>
-      </w:r>
-      <w:r>
-        <w:t xml:space="preserve">Western Collaborative Group Study</w:t>
-      </w:r>
-      <w:r>
-        <w:t xml:space="preserve">: Final Follow-up Experience of 8 1/2 Years.”</w:t>
+        <w:t xml:space="preserve">Rice, John A. 2007.</w:t>
       </w:r>
       <w:r>
         <w:t xml:space="preserve"> </w:t>
@@ -22425,6 +21766,44 @@
           <w:i/>
           <w:iCs/>
         </w:rPr>
+        <w:t xml:space="preserve">Mathematical Statistics and Data Analysis</w:t>
+      </w:r>
+      <w:r>
+        <w:t xml:space="preserve">. 3rd ed. Cengage Learning.</w:t>
+      </w:r>
+    </w:p>
+    <w:bookmarkEnd w:id="140"/>
+    <w:bookmarkStart w:id="142" w:name="ref-rosenman1975coronary"/>
+    <w:p>
+      <w:pPr>
+        <w:pStyle w:val="Bibliography"/>
+      </w:pPr>
+      <w:r>
+        <w:t xml:space="preserve">Rosenman, Ray H, Richard J Brand, C David Jenkins, Meyer Friedman, Reuben Straus, and Moses Wurm. 1975.</w:t>
+      </w:r>
+      <w:r>
+        <w:t xml:space="preserve"> </w:t>
+      </w:r>
+      <w:r>
+        <w:t xml:space="preserve">“Coronary Heart Disease in the</w:t>
+      </w:r>
+      <w:r>
+        <w:t xml:space="preserve"> </w:t>
+      </w:r>
+      <w:r>
+        <w:t xml:space="preserve">Western Collaborative Group Study</w:t>
+      </w:r>
+      <w:r>
+        <w:t xml:space="preserve">: Final Follow-up Experience of 8 1/2 Years.”</w:t>
+      </w:r>
+      <w:r>
+        <w:t xml:space="preserve"> </w:t>
+      </w:r>
+      <w:r>
+        <w:rPr>
+          <w:i/>
+          <w:iCs/>
+        </w:rPr>
         <w:t xml:space="preserve">JAMA</w:t>
       </w:r>
       <w:r>
@@ -22436,7 +21815,7 @@
       <w:r>
         <w:t xml:space="preserve"> </w:t>
       </w:r>
-      <w:hyperlink r:id="rId143">
+      <w:hyperlink r:id="rId141">
         <w:r>
           <w:rPr>
             <w:rStyle w:val="Hyperlink"/>
@@ -22448,8 +21827,8 @@
         <w:t xml:space="preserve">.</w:t>
       </w:r>
     </w:p>
-    <w:bookmarkEnd w:id="144"/>
-    <w:bookmarkStart w:id="146" w:name="ref-vittinghoff2e"/>
+    <w:bookmarkEnd w:id="142"/>
+    <w:bookmarkStart w:id="144" w:name="ref-vittinghoff2e"/>
     <w:p>
       <w:pPr>
         <w:pStyle w:val="Bibliography"/>
@@ -22473,7 +21852,7 @@
       <w:r>
         <w:t xml:space="preserve"> </w:t>
       </w:r>
-      <w:hyperlink r:id="rId145">
+      <w:hyperlink r:id="rId143">
         <w:r>
           <w:rPr>
             <w:rStyle w:val="Hyperlink"/>
@@ -22485,9 +21864,9 @@
         <w:t xml:space="preserve">.</w:t>
       </w:r>
     </w:p>
+    <w:bookmarkEnd w:id="144"/>
+    <w:bookmarkEnd w:id="145"/>
     <w:bookmarkEnd w:id="146"/>
-    <w:bookmarkEnd w:id="147"/>
-    <w:bookmarkEnd w:id="148"/>
     <w:sectPr>
       <w:footnotePr>
         <w:numRestart w:val="eachSect"/>
@@ -22805,64 +22184,10 @@
     <w:abstractNumId w:val="991"/>
   </w:num>
   <w:num w:numId="1006">
-    <w:abstractNumId w:val="99411"/>
-    <w:lvlOverride w:ilvl="0">
-      <w:startOverride w:val="1"/>
-    </w:lvlOverride>
-    <w:lvlOverride w:ilvl="1">
-      <w:startOverride w:val="1"/>
-    </w:lvlOverride>
-    <w:lvlOverride w:ilvl="2">
-      <w:startOverride w:val="1"/>
-    </w:lvlOverride>
-    <w:lvlOverride w:ilvl="3">
-      <w:startOverride w:val="1"/>
-    </w:lvlOverride>
-    <w:lvlOverride w:ilvl="4">
-      <w:startOverride w:val="1"/>
-    </w:lvlOverride>
-    <w:lvlOverride w:ilvl="5">
-      <w:startOverride w:val="1"/>
-    </w:lvlOverride>
-    <w:lvlOverride w:ilvl="6">
-      <w:startOverride w:val="1"/>
-    </w:lvlOverride>
-    <w:lvlOverride w:ilvl="7">
-      <w:startOverride w:val="1"/>
-    </w:lvlOverride>
-    <w:lvlOverride w:ilvl="8">
-      <w:startOverride w:val="1"/>
-    </w:lvlOverride>
+    <w:abstractNumId w:val="991"/>
   </w:num>
   <w:num w:numId="1007">
-    <w:abstractNumId w:val="99411"/>
-    <w:lvlOverride w:ilvl="0">
-      <w:startOverride w:val="1"/>
-    </w:lvlOverride>
-    <w:lvlOverride w:ilvl="1">
-      <w:startOverride w:val="1"/>
-    </w:lvlOverride>
-    <w:lvlOverride w:ilvl="2">
-      <w:startOverride w:val="1"/>
-    </w:lvlOverride>
-    <w:lvlOverride w:ilvl="3">
-      <w:startOverride w:val="1"/>
-    </w:lvlOverride>
-    <w:lvlOverride w:ilvl="4">
-      <w:startOverride w:val="1"/>
-    </w:lvlOverride>
-    <w:lvlOverride w:ilvl="5">
-      <w:startOverride w:val="1"/>
-    </w:lvlOverride>
-    <w:lvlOverride w:ilvl="6">
-      <w:startOverride w:val="1"/>
-    </w:lvlOverride>
-    <w:lvlOverride w:ilvl="7">
-      <w:startOverride w:val="1"/>
-    </w:lvlOverride>
-    <w:lvlOverride w:ilvl="8">
-      <w:startOverride w:val="1"/>
-    </w:lvlOverride>
+    <w:abstractNumId w:val="991"/>
   </w:num>
   <w:num w:numId="1008">
     <w:abstractNumId w:val="99411"/>
@@ -22895,9 +22220,69 @@
     </w:lvlOverride>
   </w:num>
   <w:num w:numId="1009">
+    <w:abstractNumId w:val="99411"/>
+    <w:lvlOverride w:ilvl="0">
+      <w:startOverride w:val="1"/>
+    </w:lvlOverride>
+    <w:lvlOverride w:ilvl="1">
+      <w:startOverride w:val="1"/>
+    </w:lvlOverride>
+    <w:lvlOverride w:ilvl="2">
+      <w:startOverride w:val="1"/>
+    </w:lvlOverride>
+    <w:lvlOverride w:ilvl="3">
+      <w:startOverride w:val="1"/>
+    </w:lvlOverride>
+    <w:lvlOverride w:ilvl="4">
+      <w:startOverride w:val="1"/>
+    </w:lvlOverride>
+    <w:lvlOverride w:ilvl="5">
+      <w:startOverride w:val="1"/>
+    </w:lvlOverride>
+    <w:lvlOverride w:ilvl="6">
+      <w:startOverride w:val="1"/>
+    </w:lvlOverride>
+    <w:lvlOverride w:ilvl="7">
+      <w:startOverride w:val="1"/>
+    </w:lvlOverride>
+    <w:lvlOverride w:ilvl="8">
+      <w:startOverride w:val="1"/>
+    </w:lvlOverride>
+  </w:num>
+  <w:num w:numId="1010">
+    <w:abstractNumId w:val="99411"/>
+    <w:lvlOverride w:ilvl="0">
+      <w:startOverride w:val="1"/>
+    </w:lvlOverride>
+    <w:lvlOverride w:ilvl="1">
+      <w:startOverride w:val="1"/>
+    </w:lvlOverride>
+    <w:lvlOverride w:ilvl="2">
+      <w:startOverride w:val="1"/>
+    </w:lvlOverride>
+    <w:lvlOverride w:ilvl="3">
+      <w:startOverride w:val="1"/>
+    </w:lvlOverride>
+    <w:lvlOverride w:ilvl="4">
+      <w:startOverride w:val="1"/>
+    </w:lvlOverride>
+    <w:lvlOverride w:ilvl="5">
+      <w:startOverride w:val="1"/>
+    </w:lvlOverride>
+    <w:lvlOverride w:ilvl="6">
+      <w:startOverride w:val="1"/>
+    </w:lvlOverride>
+    <w:lvlOverride w:ilvl="7">
+      <w:startOverride w:val="1"/>
+    </w:lvlOverride>
+    <w:lvlOverride w:ilvl="8">
+      <w:startOverride w:val="1"/>
+    </w:lvlOverride>
+  </w:num>
+  <w:num w:numId="1011">
     <w:abstractNumId w:val="991"/>
   </w:num>
-  <w:num w:numId="1010">
+  <w:num w:numId="1012">
     <w:abstractNumId w:val="991"/>
   </w:num>
 </w:numbering>
